--- a/docs/ShivaZen-Requisitos.docx
+++ b/docs/ShivaZen-Requisitos.docx
@@ -79,7 +79,7 @@
         <w:rPr>
           <w:sz w:val="22"/>
         </w:rPr>
-        <w:t>Versão 1.0  |  30/10/2026</w:t>
+        <w:t>Versão 1.1  |  30/10/2026</w:t>
       </w:r>
     </w:p>
     <w:p>
@@ -117,7 +117,7 @@
       <w:r>
         <w:fldChar w:fldCharType="separate"/>
       </w:r>
-      <w:hyperlink w:anchor="_Toc244267359" w:history="1">
+      <w:hyperlink w:anchor="_Toc244283027" w:history="1">
         <w:r>
           <w:rPr>
             <w:rStyle w:val="Hyperlink"/>
@@ -144,7 +144,7 @@
             <w:noProof/>
             <w:webHidden/>
           </w:rPr>
-          <w:instrText xml:space="preserve"> PAGEREF _Toc244267359 \h </w:instrText>
+          <w:instrText xml:space="preserve"> PAGEREF _Toc244283027 \h </w:instrText>
         </w:r>
         <w:r>
           <w:rPr>
@@ -185,7 +185,7 @@
           <w:noProof/>
         </w:rPr>
       </w:pPr>
-      <w:hyperlink w:anchor="_Toc244267360" w:history="1">
+      <w:hyperlink w:anchor="_Toc244283028" w:history="1">
         <w:r>
           <w:rPr>
             <w:rStyle w:val="Hyperlink"/>
@@ -212,7 +212,7 @@
             <w:noProof/>
             <w:webHidden/>
           </w:rPr>
-          <w:instrText xml:space="preserve"> PAGEREF _Toc244267360 \h </w:instrText>
+          <w:instrText xml:space="preserve"> PAGEREF _Toc244283028 \h </w:instrText>
         </w:r>
         <w:r>
           <w:rPr>
@@ -253,7 +253,7 @@
           <w:noProof/>
         </w:rPr>
       </w:pPr>
-      <w:hyperlink w:anchor="_Toc244267361" w:history="1">
+      <w:hyperlink w:anchor="_Toc244283029" w:history="1">
         <w:r>
           <w:rPr>
             <w:rStyle w:val="Hyperlink"/>
@@ -280,7 +280,7 @@
             <w:noProof/>
             <w:webHidden/>
           </w:rPr>
-          <w:instrText xml:space="preserve"> PAGEREF _Toc244267361 \h </w:instrText>
+          <w:instrText xml:space="preserve"> PAGEREF _Toc244283029 \h </w:instrText>
         </w:r>
         <w:r>
           <w:rPr>
@@ -321,7 +321,7 @@
           <w:noProof/>
         </w:rPr>
       </w:pPr>
-      <w:hyperlink w:anchor="_Toc244267362" w:history="1">
+      <w:hyperlink w:anchor="_Toc244283030" w:history="1">
         <w:r>
           <w:rPr>
             <w:rStyle w:val="Hyperlink"/>
@@ -348,7 +348,7 @@
             <w:noProof/>
             <w:webHidden/>
           </w:rPr>
-          <w:instrText xml:space="preserve"> PAGEREF _Toc244267362 \h </w:instrText>
+          <w:instrText xml:space="preserve"> PAGEREF _Toc244283030 \h </w:instrText>
         </w:r>
         <w:r>
           <w:rPr>
@@ -389,7 +389,7 @@
           <w:noProof/>
         </w:rPr>
       </w:pPr>
-      <w:hyperlink w:anchor="_Toc244267363" w:history="1">
+      <w:hyperlink w:anchor="_Toc244283031" w:history="1">
         <w:r>
           <w:rPr>
             <w:rStyle w:val="Hyperlink"/>
@@ -416,7 +416,7 @@
             <w:noProof/>
             <w:webHidden/>
           </w:rPr>
-          <w:instrText xml:space="preserve"> PAGEREF _Toc244267363 \h </w:instrText>
+          <w:instrText xml:space="preserve"> PAGEREF _Toc244283031 \h </w:instrText>
         </w:r>
         <w:r>
           <w:rPr>
@@ -457,7 +457,7 @@
           <w:noProof/>
         </w:rPr>
       </w:pPr>
-      <w:hyperlink w:anchor="_Toc244267364" w:history="1">
+      <w:hyperlink w:anchor="_Toc244283032" w:history="1">
         <w:r>
           <w:rPr>
             <w:rStyle w:val="Hyperlink"/>
@@ -484,7 +484,7 @@
             <w:noProof/>
             <w:webHidden/>
           </w:rPr>
-          <w:instrText xml:space="preserve"> PAGEREF _Toc244267364 \h </w:instrText>
+          <w:instrText xml:space="preserve"> PAGEREF _Toc244283032 \h </w:instrText>
         </w:r>
         <w:r>
           <w:rPr>
@@ -525,7 +525,7 @@
           <w:noProof/>
         </w:rPr>
       </w:pPr>
-      <w:hyperlink w:anchor="_Toc244267365" w:history="1">
+      <w:hyperlink w:anchor="_Toc244283033" w:history="1">
         <w:r>
           <w:rPr>
             <w:rStyle w:val="Hyperlink"/>
@@ -552,7 +552,7 @@
             <w:noProof/>
             <w:webHidden/>
           </w:rPr>
-          <w:instrText xml:space="preserve"> PAGEREF _Toc244267365 \h </w:instrText>
+          <w:instrText xml:space="preserve"> PAGEREF _Toc244283033 \h </w:instrText>
         </w:r>
         <w:r>
           <w:rPr>
@@ -593,7 +593,7 @@
           <w:noProof/>
         </w:rPr>
       </w:pPr>
-      <w:hyperlink w:anchor="_Toc244267366" w:history="1">
+      <w:hyperlink w:anchor="_Toc244283034" w:history="1">
         <w:r>
           <w:rPr>
             <w:rStyle w:val="Hyperlink"/>
@@ -620,7 +620,7 @@
             <w:noProof/>
             <w:webHidden/>
           </w:rPr>
-          <w:instrText xml:space="preserve"> PAGEREF _Toc244267366 \h </w:instrText>
+          <w:instrText xml:space="preserve"> PAGEREF _Toc244283034 \h </w:instrText>
         </w:r>
         <w:r>
           <w:rPr>
@@ -661,7 +661,7 @@
           <w:noProof/>
         </w:rPr>
       </w:pPr>
-      <w:hyperlink w:anchor="_Toc244267367" w:history="1">
+      <w:hyperlink w:anchor="_Toc244283035" w:history="1">
         <w:r>
           <w:rPr>
             <w:rStyle w:val="Hyperlink"/>
@@ -688,7 +688,7 @@
             <w:noProof/>
             <w:webHidden/>
           </w:rPr>
-          <w:instrText xml:space="preserve"> PAGEREF _Toc244267367 \h </w:instrText>
+          <w:instrText xml:space="preserve"> PAGEREF _Toc244283035 \h </w:instrText>
         </w:r>
         <w:r>
           <w:rPr>
@@ -729,7 +729,7 @@
           <w:noProof/>
         </w:rPr>
       </w:pPr>
-      <w:hyperlink w:anchor="_Toc244267368" w:history="1">
+      <w:hyperlink w:anchor="_Toc244283036" w:history="1">
         <w:r>
           <w:rPr>
             <w:rStyle w:val="Hyperlink"/>
@@ -756,7 +756,7 @@
             <w:noProof/>
             <w:webHidden/>
           </w:rPr>
-          <w:instrText xml:space="preserve"> PAGEREF _Toc244267368 \h </w:instrText>
+          <w:instrText xml:space="preserve"> PAGEREF _Toc244283036 \h </w:instrText>
         </w:r>
         <w:r>
           <w:rPr>
@@ -797,7 +797,7 @@
           <w:noProof/>
         </w:rPr>
       </w:pPr>
-      <w:hyperlink w:anchor="_Toc244267369" w:history="1">
+      <w:hyperlink w:anchor="_Toc244283037" w:history="1">
         <w:r>
           <w:rPr>
             <w:rStyle w:val="Hyperlink"/>
@@ -824,7 +824,7 @@
             <w:noProof/>
             <w:webHidden/>
           </w:rPr>
-          <w:instrText xml:space="preserve"> PAGEREF _Toc244267369 \h </w:instrText>
+          <w:instrText xml:space="preserve"> PAGEREF _Toc244283037 \h </w:instrText>
         </w:r>
         <w:r>
           <w:rPr>
@@ -865,7 +865,7 @@
           <w:noProof/>
         </w:rPr>
       </w:pPr>
-      <w:hyperlink w:anchor="_Toc244267370" w:history="1">
+      <w:hyperlink w:anchor="_Toc244283038" w:history="1">
         <w:r>
           <w:rPr>
             <w:rStyle w:val="Hyperlink"/>
@@ -892,7 +892,7 @@
             <w:noProof/>
             <w:webHidden/>
           </w:rPr>
-          <w:instrText xml:space="preserve"> PAGEREF _Toc244267370 \h </w:instrText>
+          <w:instrText xml:space="preserve"> PAGEREF _Toc244283038 \h </w:instrText>
         </w:r>
         <w:r>
           <w:rPr>
@@ -933,7 +933,7 @@
           <w:noProof/>
         </w:rPr>
       </w:pPr>
-      <w:hyperlink w:anchor="_Toc244267371" w:history="1">
+      <w:hyperlink w:anchor="_Toc244283039" w:history="1">
         <w:r>
           <w:rPr>
             <w:rStyle w:val="Hyperlink"/>
@@ -960,7 +960,7 @@
             <w:noProof/>
             <w:webHidden/>
           </w:rPr>
-          <w:instrText xml:space="preserve"> PAGEREF _Toc244267371 \h </w:instrText>
+          <w:instrText xml:space="preserve"> PAGEREF _Toc244283039 \h </w:instrText>
         </w:r>
         <w:r>
           <w:rPr>
@@ -1001,7 +1001,7 @@
           <w:noProof/>
         </w:rPr>
       </w:pPr>
-      <w:hyperlink w:anchor="_Toc244267372" w:history="1">
+      <w:hyperlink w:anchor="_Toc244283040" w:history="1">
         <w:r>
           <w:rPr>
             <w:rStyle w:val="Hyperlink"/>
@@ -1028,7 +1028,7 @@
             <w:noProof/>
             <w:webHidden/>
           </w:rPr>
-          <w:instrText xml:space="preserve"> PAGEREF _Toc244267372 \h </w:instrText>
+          <w:instrText xml:space="preserve"> PAGEREF _Toc244283040 \h </w:instrText>
         </w:r>
         <w:r>
           <w:rPr>
@@ -1069,7 +1069,7 @@
           <w:noProof/>
         </w:rPr>
       </w:pPr>
-      <w:hyperlink w:anchor="_Toc244267373" w:history="1">
+      <w:hyperlink w:anchor="_Toc244283041" w:history="1">
         <w:r>
           <w:rPr>
             <w:rStyle w:val="Hyperlink"/>
@@ -1096,7 +1096,7 @@
             <w:noProof/>
             <w:webHidden/>
           </w:rPr>
-          <w:instrText xml:space="preserve"> PAGEREF _Toc244267373 \h </w:instrText>
+          <w:instrText xml:space="preserve"> PAGEREF _Toc244283041 \h </w:instrText>
         </w:r>
         <w:r>
           <w:rPr>
@@ -1137,7 +1137,7 @@
           <w:noProof/>
         </w:rPr>
       </w:pPr>
-      <w:hyperlink w:anchor="_Toc244267374" w:history="1">
+      <w:hyperlink w:anchor="_Toc244283042" w:history="1">
         <w:r>
           <w:rPr>
             <w:rStyle w:val="Hyperlink"/>
@@ -1164,7 +1164,7 @@
             <w:noProof/>
             <w:webHidden/>
           </w:rPr>
-          <w:instrText xml:space="preserve"> PAGEREF _Toc244267374 \h </w:instrText>
+          <w:instrText xml:space="preserve"> PAGEREF _Toc244283042 \h </w:instrText>
         </w:r>
         <w:r>
           <w:rPr>
@@ -1205,7 +1205,7 @@
           <w:noProof/>
         </w:rPr>
       </w:pPr>
-      <w:hyperlink w:anchor="_Toc244267375" w:history="1">
+      <w:hyperlink w:anchor="_Toc244283043" w:history="1">
         <w:r>
           <w:rPr>
             <w:rStyle w:val="Hyperlink"/>
@@ -1232,7 +1232,7 @@
             <w:noProof/>
             <w:webHidden/>
           </w:rPr>
-          <w:instrText xml:space="preserve"> PAGEREF _Toc244267375 \h </w:instrText>
+          <w:instrText xml:space="preserve"> PAGEREF _Toc244283043 \h </w:instrText>
         </w:r>
         <w:r>
           <w:rPr>
@@ -1273,7 +1273,7 @@
           <w:noProof/>
         </w:rPr>
       </w:pPr>
-      <w:hyperlink w:anchor="_Toc244267376" w:history="1">
+      <w:hyperlink w:anchor="_Toc244283044" w:history="1">
         <w:r>
           <w:rPr>
             <w:rStyle w:val="Hyperlink"/>
@@ -1300,7 +1300,7 @@
             <w:noProof/>
             <w:webHidden/>
           </w:rPr>
-          <w:instrText xml:space="preserve"> PAGEREF _Toc244267376 \h </w:instrText>
+          <w:instrText xml:space="preserve"> PAGEREF _Toc244283044 \h </w:instrText>
         </w:r>
         <w:r>
           <w:rPr>
@@ -1341,7 +1341,7 @@
           <w:noProof/>
         </w:rPr>
       </w:pPr>
-      <w:hyperlink w:anchor="_Toc244267377" w:history="1">
+      <w:hyperlink w:anchor="_Toc244283045" w:history="1">
         <w:r>
           <w:rPr>
             <w:rStyle w:val="Hyperlink"/>
@@ -1368,7 +1368,7 @@
             <w:noProof/>
             <w:webHidden/>
           </w:rPr>
-          <w:instrText xml:space="preserve"> PAGEREF _Toc244267377 \h </w:instrText>
+          <w:instrText xml:space="preserve"> PAGEREF _Toc244283045 \h </w:instrText>
         </w:r>
         <w:r>
           <w:rPr>
@@ -1409,7 +1409,7 @@
           <w:noProof/>
         </w:rPr>
       </w:pPr>
-      <w:hyperlink w:anchor="_Toc244267378" w:history="1">
+      <w:hyperlink w:anchor="_Toc244283046" w:history="1">
         <w:r>
           <w:rPr>
             <w:rStyle w:val="Hyperlink"/>
@@ -1436,7 +1436,7 @@
             <w:noProof/>
             <w:webHidden/>
           </w:rPr>
-          <w:instrText xml:space="preserve"> PAGEREF _Toc244267378 \h </w:instrText>
+          <w:instrText xml:space="preserve"> PAGEREF _Toc244283046 \h </w:instrText>
         </w:r>
         <w:r>
           <w:rPr>
@@ -1477,7 +1477,7 @@
           <w:noProof/>
         </w:rPr>
       </w:pPr>
-      <w:hyperlink w:anchor="_Toc244267379" w:history="1">
+      <w:hyperlink w:anchor="_Toc244283047" w:history="1">
         <w:r>
           <w:rPr>
             <w:rStyle w:val="Hyperlink"/>
@@ -1504,7 +1504,7 @@
             <w:noProof/>
             <w:webHidden/>
           </w:rPr>
-          <w:instrText xml:space="preserve"> PAGEREF _Toc244267379 \h </w:instrText>
+          <w:instrText xml:space="preserve"> PAGEREF _Toc244283047 \h </w:instrText>
         </w:r>
         <w:r>
           <w:rPr>
@@ -1545,7 +1545,7 @@
           <w:noProof/>
         </w:rPr>
       </w:pPr>
-      <w:hyperlink w:anchor="_Toc244267380" w:history="1">
+      <w:hyperlink w:anchor="_Toc244283048" w:history="1">
         <w:r>
           <w:rPr>
             <w:rStyle w:val="Hyperlink"/>
@@ -1572,7 +1572,7 @@
             <w:noProof/>
             <w:webHidden/>
           </w:rPr>
-          <w:instrText xml:space="preserve"> PAGEREF _Toc244267380 \h </w:instrText>
+          <w:instrText xml:space="preserve"> PAGEREF _Toc244283048 \h </w:instrText>
         </w:r>
         <w:r>
           <w:rPr>
@@ -1613,7 +1613,7 @@
           <w:noProof/>
         </w:rPr>
       </w:pPr>
-      <w:hyperlink w:anchor="_Toc244267381" w:history="1">
+      <w:hyperlink w:anchor="_Toc244283049" w:history="1">
         <w:r>
           <w:rPr>
             <w:rStyle w:val="Hyperlink"/>
@@ -1640,7 +1640,7 @@
             <w:noProof/>
             <w:webHidden/>
           </w:rPr>
-          <w:instrText xml:space="preserve"> PAGEREF _Toc244267381 \h </w:instrText>
+          <w:instrText xml:space="preserve"> PAGEREF _Toc244283049 \h </w:instrText>
         </w:r>
         <w:r>
           <w:rPr>
@@ -1681,7 +1681,7 @@
           <w:noProof/>
         </w:rPr>
       </w:pPr>
-      <w:hyperlink w:anchor="_Toc244267382" w:history="1">
+      <w:hyperlink w:anchor="_Toc244283050" w:history="1">
         <w:r>
           <w:rPr>
             <w:rStyle w:val="Hyperlink"/>
@@ -1708,7 +1708,7 @@
             <w:noProof/>
             <w:webHidden/>
           </w:rPr>
-          <w:instrText xml:space="preserve"> PAGEREF _Toc244267382 \h </w:instrText>
+          <w:instrText xml:space="preserve"> PAGEREF _Toc244283050 \h </w:instrText>
         </w:r>
         <w:r>
           <w:rPr>
@@ -1749,7 +1749,7 @@
           <w:noProof/>
         </w:rPr>
       </w:pPr>
-      <w:hyperlink w:anchor="_Toc244267383" w:history="1">
+      <w:hyperlink w:anchor="_Toc244283051" w:history="1">
         <w:r>
           <w:rPr>
             <w:rStyle w:val="Hyperlink"/>
@@ -1776,7 +1776,7 @@
             <w:noProof/>
             <w:webHidden/>
           </w:rPr>
-          <w:instrText xml:space="preserve"> PAGEREF _Toc244267383 \h </w:instrText>
+          <w:instrText xml:space="preserve"> PAGEREF _Toc244283051 \h </w:instrText>
         </w:r>
         <w:r>
           <w:rPr>
@@ -1817,7 +1817,7 @@
           <w:noProof/>
         </w:rPr>
       </w:pPr>
-      <w:hyperlink w:anchor="_Toc244267384" w:history="1">
+      <w:hyperlink w:anchor="_Toc244283052" w:history="1">
         <w:r>
           <w:rPr>
             <w:rStyle w:val="Hyperlink"/>
@@ -1844,7 +1844,7 @@
             <w:noProof/>
             <w:webHidden/>
           </w:rPr>
-          <w:instrText xml:space="preserve"> PAGEREF _Toc244267384 \h </w:instrText>
+          <w:instrText xml:space="preserve"> PAGEREF _Toc244283052 \h </w:instrText>
         </w:r>
         <w:r>
           <w:rPr>
@@ -1885,7 +1885,7 @@
           <w:noProof/>
         </w:rPr>
       </w:pPr>
-      <w:hyperlink w:anchor="_Toc244267385" w:history="1">
+      <w:hyperlink w:anchor="_Toc244283053" w:history="1">
         <w:r>
           <w:rPr>
             <w:rStyle w:val="Hyperlink"/>
@@ -1912,7 +1912,7 @@
             <w:noProof/>
             <w:webHidden/>
           </w:rPr>
-          <w:instrText xml:space="preserve"> PAGEREF _Toc244267385 \h </w:instrText>
+          <w:instrText xml:space="preserve"> PAGEREF _Toc244283053 \h </w:instrText>
         </w:r>
         <w:r>
           <w:rPr>
@@ -1953,7 +1953,7 @@
           <w:noProof/>
         </w:rPr>
       </w:pPr>
-      <w:hyperlink w:anchor="_Toc244267386" w:history="1">
+      <w:hyperlink w:anchor="_Toc244283054" w:history="1">
         <w:r>
           <w:rPr>
             <w:rStyle w:val="Hyperlink"/>
@@ -1980,7 +1980,7 @@
             <w:noProof/>
             <w:webHidden/>
           </w:rPr>
-          <w:instrText xml:space="preserve"> PAGEREF _Toc244267386 \h </w:instrText>
+          <w:instrText xml:space="preserve"> PAGEREF _Toc244283054 \h </w:instrText>
         </w:r>
         <w:r>
           <w:rPr>
@@ -2025,7 +2025,7 @@
       <w:pPr>
         <w:pStyle w:val="Ttulo1"/>
       </w:pPr>
-      <w:bookmarkStart w:id="0" w:name="_Toc244267359"/>
+      <w:bookmarkStart w:id="0" w:name="_Toc244283027"/>
       <w:r>
         <w:lastRenderedPageBreak/>
         <w:t>1. Introdução</w:t>
@@ -2036,7 +2036,7 @@
       <w:pPr>
         <w:pStyle w:val="Ttulo2"/>
       </w:pPr>
-      <w:bookmarkStart w:id="1" w:name="_Toc244267360"/>
+      <w:bookmarkStart w:id="1" w:name="_Toc244283028"/>
       <w:r>
         <w:t>1.1 Objetivo</w:t>
       </w:r>
@@ -2051,7 +2051,7 @@
       <w:pPr>
         <w:pStyle w:val="Ttulo2"/>
       </w:pPr>
-      <w:bookmarkStart w:id="2" w:name="_Toc244267361"/>
+      <w:bookmarkStart w:id="2" w:name="_Toc244283029"/>
       <w:r>
         <w:t>1.2 Escopo do produto</w:t>
       </w:r>
@@ -2069,7 +2069,7 @@
       <w:pPr>
         <w:pStyle w:val="Ttulo2"/>
       </w:pPr>
-      <w:bookmarkStart w:id="3" w:name="_Toc244267362"/>
+      <w:bookmarkStart w:id="3" w:name="_Toc244283030"/>
       <w:r>
         <w:t>1.3 Convenções</w:t>
       </w:r>
@@ -2384,7 +2384,7 @@
       <w:pPr>
         <w:pStyle w:val="Ttulo2"/>
       </w:pPr>
-      <w:bookmarkStart w:id="4" w:name="_Toc244267363"/>
+      <w:bookmarkStart w:id="4" w:name="_Toc244283031"/>
       <w:r>
         <w:t>1.4 Origem e manutenção</w:t>
       </w:r>
@@ -2404,7 +2404,7 @@
       <w:pPr>
         <w:pStyle w:val="Ttulo1"/>
       </w:pPr>
-      <w:bookmarkStart w:id="5" w:name="_Toc244267364"/>
+      <w:bookmarkStart w:id="5" w:name="_Toc244283032"/>
       <w:r>
         <w:t>2. Atores</w:t>
       </w:r>
@@ -2693,7 +2693,7 @@
       <w:pPr>
         <w:pStyle w:val="Ttulo1"/>
       </w:pPr>
-      <w:bookmarkStart w:id="6" w:name="_Toc244267365"/>
+      <w:bookmarkStart w:id="6" w:name="_Toc244283033"/>
       <w:r>
         <w:t>3. Requisitos funcionais</w:t>
       </w:r>
@@ -2703,7 +2703,7 @@
       <w:pPr>
         <w:pStyle w:val="Ttulo2"/>
       </w:pPr>
-      <w:bookmarkStart w:id="7" w:name="_Toc244267366"/>
+      <w:bookmarkStart w:id="7" w:name="_Toc244283034"/>
       <w:r>
         <w:t>3.1 Cliente e visitante do site</w:t>
       </w:r>
@@ -4028,7 +4028,7 @@
       <w:pPr>
         <w:pStyle w:val="Ttulo2"/>
       </w:pPr>
-      <w:bookmarkStart w:id="8" w:name="_Toc244267367"/>
+      <w:bookmarkStart w:id="8" w:name="_Toc244283035"/>
       <w:r>
         <w:t>3.2 Equipe (ADMIN e profissional)</w:t>
       </w:r>
@@ -4265,7 +4265,7 @@
       <w:pPr>
         <w:pStyle w:val="Ttulo2"/>
       </w:pPr>
-      <w:bookmarkStart w:id="9" w:name="_Toc244267368"/>
+      <w:bookmarkStart w:id="9" w:name="_Toc244283036"/>
       <w:r>
         <w:t>3.3 Administração (ADMIN)</w:t>
       </w:r>
@@ -5318,7 +5318,7 @@
       <w:pPr>
         <w:pStyle w:val="Ttulo2"/>
       </w:pPr>
-      <w:bookmarkStart w:id="10" w:name="_Toc244267369"/>
+      <w:bookmarkStart w:id="10" w:name="_Toc244283037"/>
       <w:r>
         <w:t>3.4 Profissional</w:t>
       </w:r>
@@ -5623,7 +5623,7 @@
       <w:pPr>
         <w:pStyle w:val="Ttulo2"/>
       </w:pPr>
-      <w:bookmarkStart w:id="11" w:name="_Toc244267370"/>
+      <w:bookmarkStart w:id="11" w:name="_Toc244283038"/>
       <w:r>
         <w:t>3.5 Sistema e integrações</w:t>
       </w:r>
@@ -6409,7 +6409,7 @@
       <w:pPr>
         <w:pStyle w:val="Ttulo1"/>
       </w:pPr>
-      <w:bookmarkStart w:id="12" w:name="_Toc244267371"/>
+      <w:bookmarkStart w:id="12" w:name="_Toc244283039"/>
       <w:r>
         <w:t>4. Requisitos não funcionais</w:t>
       </w:r>
@@ -6419,7 +6419,7 @@
       <w:pPr>
         <w:pStyle w:val="Ttulo2"/>
       </w:pPr>
-      <w:bookmarkStart w:id="13" w:name="_Toc244267372"/>
+      <w:bookmarkStart w:id="13" w:name="_Toc244283040"/>
       <w:r>
         <w:t>4.1 Segurança</w:t>
       </w:r>
@@ -6813,7 +6813,7 @@
       <w:pPr>
         <w:pStyle w:val="Ttulo2"/>
       </w:pPr>
-      <w:bookmarkStart w:id="14" w:name="_Toc244267373"/>
+      <w:bookmarkStart w:id="14" w:name="_Toc244283041"/>
       <w:r>
         <w:t>4.2 Privacidade</w:t>
       </w:r>
@@ -6920,7 +6920,7 @@
               <w:rPr>
                 <w:sz w:val="17"/>
               </w:rPr>
-              <w:t>Áreas privadas sem cache no navegador (no-store), Referrer-Policy no-referrer nas rotas com token, X-Robots-Tag noindex nas privadas, Clear-Site-Data no logout; links públicos guardam só o SHA-256 do token; tokens, e-mail, CPF e telefone redigidos no access log, no log da aplicação e no Sentry.</w:t>
+              <w:t>Áreas privadas sem cache no navegador (no-store), Referrer-Policy same-origin nas rotas com token (o token não sai para outro domínio), X-Robots-Tag noindex nas privadas, Clear-Site-Data no logout; links públicos guardam só o SHA-256 do token; tokens, e-mail, CPF e telefone redigidos no access log, no log da aplicação e no Sentry.</w:t>
             </w:r>
           </w:p>
         </w:tc>
@@ -6999,7 +6999,7 @@
       <w:pPr>
         <w:pStyle w:val="Ttulo2"/>
       </w:pPr>
-      <w:bookmarkStart w:id="15" w:name="_Toc244267374"/>
+      <w:bookmarkStart w:id="15" w:name="_Toc244283042"/>
       <w:r>
         <w:t>4.3 Confiabilidade</w:t>
       </w:r>
@@ -7237,7 +7237,7 @@
       <w:pPr>
         <w:pStyle w:val="Ttulo2"/>
       </w:pPr>
-      <w:bookmarkStart w:id="16" w:name="_Toc244267375"/>
+      <w:bookmarkStart w:id="16" w:name="_Toc244283043"/>
       <w:r>
         <w:t>4.4 LGPD</w:t>
       </w:r>
@@ -7527,7 +7527,7 @@
       <w:pPr>
         <w:pStyle w:val="Ttulo2"/>
       </w:pPr>
-      <w:bookmarkStart w:id="17" w:name="_Toc244267376"/>
+      <w:bookmarkStart w:id="17" w:name="_Toc244283044"/>
       <w:r>
         <w:t>4.5 Integridade</w:t>
       </w:r>
@@ -7661,7 +7661,7 @@
       <w:pPr>
         <w:pStyle w:val="Ttulo2"/>
       </w:pPr>
-      <w:bookmarkStart w:id="18" w:name="_Toc244267377"/>
+      <w:bookmarkStart w:id="18" w:name="_Toc244283045"/>
       <w:r>
         <w:t>4.6 Desempenho</w:t>
       </w:r>
@@ -7795,7 +7795,7 @@
       <w:pPr>
         <w:pStyle w:val="Ttulo2"/>
       </w:pPr>
-      <w:bookmarkStart w:id="19" w:name="_Toc244267378"/>
+      <w:bookmarkStart w:id="19" w:name="_Toc244283046"/>
       <w:r>
         <w:t>4.7 Observabilidade</w:t>
       </w:r>
@@ -7929,7 +7929,7 @@
       <w:pPr>
         <w:pStyle w:val="Ttulo2"/>
       </w:pPr>
-      <w:bookmarkStart w:id="20" w:name="_Toc244267379"/>
+      <w:bookmarkStart w:id="20" w:name="_Toc244283047"/>
       <w:r>
         <w:t>4.8 Qualidade</w:t>
       </w:r>
@@ -8069,7 +8069,7 @@
       <w:pPr>
         <w:pStyle w:val="Ttulo2"/>
       </w:pPr>
-      <w:bookmarkStart w:id="21" w:name="_Toc244267380"/>
+      <w:bookmarkStart w:id="21" w:name="_Toc244283048"/>
       <w:r>
         <w:t>4.9 Usabilidade</w:t>
       </w:r>
@@ -8209,7 +8209,7 @@
       <w:pPr>
         <w:pStyle w:val="Ttulo2"/>
       </w:pPr>
-      <w:bookmarkStart w:id="22" w:name="_Toc244267381"/>
+      <w:bookmarkStart w:id="22" w:name="_Toc244283049"/>
       <w:r>
         <w:t>4.10 Manutenibilidade</w:t>
       </w:r>
@@ -8401,7 +8401,7 @@
       <w:pPr>
         <w:pStyle w:val="Ttulo2"/>
       </w:pPr>
-      <w:bookmarkStart w:id="23" w:name="_Toc244267382"/>
+      <w:bookmarkStart w:id="23" w:name="_Toc244283050"/>
       <w:r>
         <w:t>4.11 Implantação</w:t>
       </w:r>
@@ -8535,7 +8535,7 @@
       <w:pPr>
         <w:pStyle w:val="Ttulo2"/>
       </w:pPr>
-      <w:bookmarkStart w:id="24" w:name="_Toc244267383"/>
+      <w:bookmarkStart w:id="24" w:name="_Toc244283051"/>
       <w:r>
         <w:t>4.12 Documentação</w:t>
       </w:r>
@@ -8674,7 +8674,7 @@
       <w:pPr>
         <w:pStyle w:val="Ttulo1"/>
       </w:pPr>
-      <w:bookmarkStart w:id="25" w:name="_Toc244267384"/>
+      <w:bookmarkStart w:id="25" w:name="_Toc244283052"/>
       <w:r>
         <w:t>5. Casos de uso</w:t>
       </w:r>
@@ -8689,7 +8689,7 @@
           <w:noProof/>
         </w:rPr>
         <w:drawing>
-          <wp:inline distT="0" distB="0" distL="0" distR="0" wp14:anchorId="756772B7" wp14:editId="1CA8DCCB">
+          <wp:inline distT="0" distB="0" distL="0" distR="0" wp14:anchorId="666FF1F5" wp14:editId="6FA234FE">
             <wp:extent cx="5442600" cy="7498079"/>
             <wp:effectExtent l="0" t="0" r="0" b="0"/>
             <wp:docPr id="1" name="Picture 1"/>
@@ -11082,7 +11082,7 @@
       <w:pPr>
         <w:pStyle w:val="Ttulo1"/>
       </w:pPr>
-      <w:bookmarkStart w:id="26" w:name="_Toc244267385"/>
+      <w:bookmarkStart w:id="26" w:name="_Toc244283053"/>
       <w:r>
         <w:t>6. Matriz de rastreabilidade</w:t>
       </w:r>
@@ -14389,7 +14389,7 @@
       <w:pPr>
         <w:pStyle w:val="Ttulo1"/>
       </w:pPr>
-      <w:bookmarkStart w:id="27" w:name="_Toc244267386"/>
+      <w:bookmarkStart w:id="27" w:name="_Toc244283054"/>
       <w:r>
         <w:t>7. Resumo</w:t>
       </w:r>
@@ -15179,7 +15179,7 @@
       <w:rPr>
         <w:sz w:val="16"/>
       </w:rPr>
-      <w:t xml:space="preserve">Shiva Zen — Documento de Requisitos v1.0   |   Pág. </w:t>
+      <w:t xml:space="preserve">Shiva Zen — Documento de Requisitos v1.1   |   Pág. </w:t>
     </w:r>
     <w:r>
       <w:rPr>
@@ -15414,31 +15414,31 @@
       </w:rPr>
     </w:lvl>
   </w:abstractNum>
-  <w:num w:numId="1" w16cid:durableId="328023674">
+  <w:num w:numId="1" w16cid:durableId="2056343501">
     <w:abstractNumId w:val="8"/>
   </w:num>
-  <w:num w:numId="2" w16cid:durableId="1935936961">
+  <w:num w:numId="2" w16cid:durableId="1394043033">
     <w:abstractNumId w:val="6"/>
   </w:num>
-  <w:num w:numId="3" w16cid:durableId="1589843896">
+  <w:num w:numId="3" w16cid:durableId="1559512845">
     <w:abstractNumId w:val="5"/>
   </w:num>
-  <w:num w:numId="4" w16cid:durableId="191698642">
+  <w:num w:numId="4" w16cid:durableId="1544059539">
     <w:abstractNumId w:val="4"/>
   </w:num>
-  <w:num w:numId="5" w16cid:durableId="1506049685">
+  <w:num w:numId="5" w16cid:durableId="224075192">
     <w:abstractNumId w:val="7"/>
   </w:num>
-  <w:num w:numId="6" w16cid:durableId="142890757">
+  <w:num w:numId="6" w16cid:durableId="586378339">
     <w:abstractNumId w:val="3"/>
   </w:num>
-  <w:num w:numId="7" w16cid:durableId="1566379558">
+  <w:num w:numId="7" w16cid:durableId="1318657111">
     <w:abstractNumId w:val="2"/>
   </w:num>
-  <w:num w:numId="8" w16cid:durableId="510878853">
+  <w:num w:numId="8" w16cid:durableId="333841111">
     <w:abstractNumId w:val="1"/>
   </w:num>
-  <w:num w:numId="9" w16cid:durableId="1675378742">
+  <w:num w:numId="9" w16cid:durableId="193855841">
     <w:abstractNumId w:val="0"/>
   </w:num>
 </w:numbering>
@@ -26836,7 +26836,7 @@
     <w:autoRedefine/>
     <w:uiPriority w:val="39"/>
     <w:unhideWhenUsed/>
-    <w:rsid w:val="00A04E92"/>
+    <w:rsid w:val="00011575"/>
     <w:pPr>
       <w:spacing w:after="100"/>
     </w:pPr>
@@ -26848,7 +26848,7 @@
     <w:autoRedefine/>
     <w:uiPriority w:val="39"/>
     <w:unhideWhenUsed/>
-    <w:rsid w:val="00A04E92"/>
+    <w:rsid w:val="00011575"/>
     <w:pPr>
       <w:spacing w:after="100"/>
       <w:ind w:left="210"/>
@@ -26859,7 +26859,7 @@
     <w:basedOn w:val="Fontepargpadro"/>
     <w:uiPriority w:val="99"/>
     <w:unhideWhenUsed/>
-    <w:rsid w:val="00A04E92"/>
+    <w:rsid w:val="00011575"/>
     <w:rPr>
       <w:color w:val="0000FF" w:themeColor="hyperlink"/>
       <w:u w:val="single"/>
